--- a/Vishnu_B_Resume .docx
+++ b/Vishnu_B_Resume .docx
@@ -489,7 +489,7 @@
           <w:szCs w:val="24"/>
           <w:rtl w:val="0"/>
         </w:rPr>
-        <w:t xml:space="preserve">{% for k in RESPONSIBILITES_AL %}</w:t>
+        <w:t xml:space="preserve">{% for k in SUMMARY %}</w:t>
       </w:r>
     </w:p>
     <w:p>
@@ -1446,7 +1446,7 @@
           <w:szCs w:val="24"/>
           <w:rtl w:val="0"/>
         </w:rPr>
-        <w:t xml:space="preserve">{% for k in RESPONSIBILITES_AL %}</w:t>
+        <w:t xml:space="preserve">{% for k in RESPONSIBILITES_ZB %}</w:t>
       </w:r>
     </w:p>
     <w:p>
@@ -1724,7 +1724,7 @@
           <w:rtl w:val="0"/>
         </w:rPr>
         <w:br w:type="textWrapping"/>
-        <w:t xml:space="preserve">{% for k in RESPONSIBILITES_AL %}</w:t>
+        <w:t xml:space="preserve">{% for k in RESPONSIBILITES_SM %}</w:t>
       </w:r>
     </w:p>
     <w:p>
